--- a/public/materialy/1L/7/Pro žáky/Digitální pracovní sešit.docx
+++ b/public/materialy/1L/7/Pro žáky/Digitální pracovní sešit.docx
@@ -13,7 +13,7 @@
           <w:color w:val="0F9F7A"/>
           <w:sz w:val="20"/>
         </w:rPr>
-        <w:t>INFORMATIKA · 1. ROČNÍK SŠ</w:t>
+        <w:t>INFORMATIKA · STŘEDNÍ ŠKOLA</w:t>
       </w:r>
     </w:p>
     <w:p>
